--- a/Examen Final Formatif A24.docx
+++ b/Examen Final Formatif A24.docx
@@ -1368,9 +1368,17 @@
           <w:noProof/>
         </w:rPr>
         <w:drawing>
-          <wp:inline distT="0" distB="0" distL="0" distR="0" wp14:anchorId="22D06CDE" wp14:editId="0664F6EF">
+          <wp:anchor distT="0" distB="0" distL="114300" distR="114300" simplePos="0" relativeHeight="251658240" behindDoc="0" locked="0" layoutInCell="1" allowOverlap="1" wp14:anchorId="22D06CDE" wp14:editId="6A0C7A22">
+            <wp:simplePos x="914400" y="6400800"/>
+            <wp:positionH relativeFrom="column">
+              <wp:align>left</wp:align>
+            </wp:positionH>
+            <wp:positionV relativeFrom="paragraph">
+              <wp:align>top</wp:align>
+            </wp:positionV>
             <wp:extent cx="2752725" cy="2067743"/>
             <wp:effectExtent l="0" t="0" r="0" b="8890"/>
+            <wp:wrapSquare wrapText="bothSides"/>
             <wp:docPr id="101487089" name="Image 1"/>
             <wp:cNvGraphicFramePr>
               <a:graphicFrameLocks xmlns:a="http://schemas.openxmlformats.org/drawingml/2006/main" noChangeAspect="1"/>
@@ -1383,7 +1391,13 @@
                     <pic:cNvPicPr/>
                   </pic:nvPicPr>
                   <pic:blipFill>
-                    <a:blip r:embed="rId6"/>
+                    <a:blip r:embed="rId6">
+                      <a:extLst>
+                        <a:ext uri="{28A0092B-C50C-407E-A947-70E740481C1C}">
+                          <a14:useLocalDpi xmlns:a14="http://schemas.microsoft.com/office/drawing/2010/main" val="0"/>
+                        </a:ext>
+                      </a:extLst>
+                    </a:blip>
                     <a:stretch>
                       <a:fillRect/>
                     </a:stretch>
@@ -1391,7 +1405,7 @@
                   <pic:spPr>
                     <a:xfrm>
                       <a:off x="0" y="0"/>
-                      <a:ext cx="2769150" cy="2080081"/>
+                      <a:ext cx="2752725" cy="2067743"/>
                     </a:xfrm>
                     <a:prstGeom prst="rect">
                       <a:avLst/>
@@ -1400,8 +1414,11 @@
                 </pic:pic>
               </a:graphicData>
             </a:graphic>
-          </wp:inline>
+          </wp:anchor>
         </w:drawing>
+      </w:r>
+      <w:r>
+        <w:br w:type="textWrapping" w:clear="all"/>
       </w:r>
     </w:p>
     <w:p>
